--- a/pr-preview/pr-211/chapters/writing-to-think.docx
+++ b/pr-preview/pr-211/chapters/writing-to-think.docx
@@ -15,7 +15,7 @@
         <w:pStyle w:val="Date"/>
       </w:pPr>
       <w:r>
-        <w:t xml:space="preserve">Last modified: 2026-10-15 19:42:37 (PDT)</w:t>
+        <w:t xml:space="preserve">Last modified: 2026-10-15 22:06:06 (PDT)</w:t>
       </w:r>
     </w:p>
     <w:p>
@@ -29,7 +29,7 @@
         <w:t xml:space="preserve"> </w:t>
       </w:r>
       <w:r>
-        <w:t xml:space="preserve">This chapter adapts the UCD-SERG Lab Manual’s section on the topic</w:t>
+        <w:t xml:space="preserve">This chapter builds on the UCD-SERG Lab Manual’s section on the topic</w:t>
       </w:r>
       <w:r>
         <w:t xml:space="preserve"> </w:t>
@@ -256,11 +256,49 @@
         <w:t xml:space="preserve"> </w:t>
       </w:r>
       <w:r>
-        <w:t xml:space="preserve">Draft the aims, the methods, and the expected results before you run the analysis.</w:t>
-      </w:r>
-      <w:r>
-        <w:t xml:space="preserve"> </w:t>
-      </w:r>
+        <w:t xml:space="preserve">Before you run the analysis, draft:</w:t>
+      </w:r>
+    </w:p>
+    <w:p>
+      <w:pPr>
+        <w:pStyle w:val="Compact"/>
+        <w:numPr>
+          <w:ilvl w:val="0"/>
+          <w:numId w:val="1003"/>
+        </w:numPr>
+      </w:pPr>
+      <w:r>
+        <w:t xml:space="preserve">the aims;</w:t>
+      </w:r>
+    </w:p>
+    <w:p>
+      <w:pPr>
+        <w:pStyle w:val="Compact"/>
+        <w:numPr>
+          <w:ilvl w:val="0"/>
+          <w:numId w:val="1003"/>
+        </w:numPr>
+      </w:pPr>
+      <w:r>
+        <w:t xml:space="preserve">the methods;</w:t>
+      </w:r>
+    </w:p>
+    <w:p>
+      <w:pPr>
+        <w:pStyle w:val="Compact"/>
+        <w:numPr>
+          <w:ilvl w:val="0"/>
+          <w:numId w:val="1003"/>
+        </w:numPr>
+      </w:pPr>
+      <w:r>
+        <w:t xml:space="preserve">the expected results.</w:t>
+      </w:r>
+    </w:p>
+    <w:p>
+      <w:pPr>
+        <w:pStyle w:val="FirstParagraph"/>
+      </w:pPr>
       <w:r>
         <w:t xml:space="preserve">A draft shows which parts of the plan you cannot yet state clearly,</w:t>
       </w:r>
@@ -339,7 +377,35 @@
           <w:i/>
           <w:iCs/>
         </w:rPr>
-        <w:t xml:space="preserve">Lab Manual: Writing to Clarify Your Thinking</w:t>
+        <w:t xml:space="preserve">UCD-SeRG</w:t>
+      </w:r>
+      <w:r>
+        <w:rPr>
+          <w:i/>
+          <w:iCs/>
+        </w:rPr>
+        <w:t xml:space="preserve"> </w:t>
+      </w:r>
+      <w:r>
+        <w:rPr>
+          <w:i/>
+          <w:iCs/>
+        </w:rPr>
+        <w:t xml:space="preserve">Lab Manual, Section</w:t>
+      </w:r>
+      <w:r>
+        <w:rPr>
+          <w:i/>
+          <w:iCs/>
+        </w:rPr>
+        <w:t xml:space="preserve"> </w:t>
+      </w:r>
+      <w:r>
+        <w:rPr>
+          <w:i/>
+          <w:iCs/>
+        </w:rPr>
+        <w:t xml:space="preserve">“Writing to Clarify Your Thinking”</w:t>
       </w:r>
       <w:r>
         <w:t xml:space="preserve">. Online manual, University of California, Davis, Seroepidemiology Research Group. Accessed October 16, 2026.</w:t>
@@ -582,6 +648,9 @@
     <w:abstractNumId w:val="991"/>
   </w:num>
   <w:num w:numId="1002">
+    <w:abstractNumId w:val="991"/>
+  </w:num>
+  <w:num w:numId="1003">
     <w:abstractNumId w:val="991"/>
   </w:num>
 </w:numbering>

--- a/pr-preview/pr-211/chapters/writing-to-think.docx
+++ b/pr-preview/pr-211/chapters/writing-to-think.docx
@@ -15,7 +15,7 @@
         <w:pStyle w:val="Date"/>
       </w:pPr>
       <w:r>
-        <w:t xml:space="preserve">Last modified: 2026-10-15 22:06:06 (PDT)</w:t>
+        <w:t xml:space="preserve">Last modified: 2026-10-15 23:19:03 (PDT)</w:t>
       </w:r>
     </w:p>
     <w:p>
@@ -182,7 +182,7 @@
         </w:numPr>
       </w:pPr>
       <w:r>
-        <w:t xml:space="preserve">the goal you are working toward;</w:t>
+        <w:t xml:space="preserve">the goal that you are working toward;</w:t>
       </w:r>
     </w:p>
     <w:p>
@@ -194,7 +194,7 @@
         </w:numPr>
       </w:pPr>
       <w:r>
-        <w:t xml:space="preserve">what you did, with the code, data, or equation you used;</w:t>
+        <w:t xml:space="preserve">what you did, with the code, data, or equation that you used;</w:t>
       </w:r>
     </w:p>
     <w:p>
@@ -370,20 +370,6 @@
         <w:t xml:space="preserve">UCD-SERG. n.d.</w:t>
       </w:r>
       <w:r>
-        <w:t xml:space="preserve"> </w:t>
-      </w:r>
-      <w:r>
-        <w:rPr>
-          <w:i/>
-          <w:iCs/>
-        </w:rPr>
-        <w:t xml:space="preserve">UCD-SeRG</w:t>
-      </w:r>
-      <w:r>
-        <w:rPr>
-          <w:i/>
-          <w:iCs/>
-        </w:rPr>
         <w:t xml:space="preserve"> </w:t>
       </w:r>
       <w:r>
